--- a/Policy/05_Fenix_Austral_DO_Financeiro.docx
+++ b/Policy/05_Fenix_Austral_DO_Financeiro.docx
@@ -195,7 +195,7 @@
               <w:rPr>
                 <w:sz w:val="17"/>
               </w:rPr>
-              <w:t>15414.900057/2018-92 (fictício)</w:t>
+              <w:t>15414.900057/2018-92</w:t>
             </w:r>
           </w:p>
         </w:tc>
@@ -454,7 +454,7 @@
               <w:rPr>
                 <w:sz w:val="17"/>
               </w:rPr>
-              <w:t>Horizonte Marsh Corretora de Seguros Ltda. – SUSEP nº 200912345 (fictício)</w:t>
+              <w:t>Horizonte Marsh Corretora de Seguros Ltda. – SUSEP nº 200912345</w:t>
             </w:r>
           </w:p>
         </w:tc>
@@ -513,7 +513,7 @@
           <w:b/>
           <w:color w:val="3B4A5A"/>
         </w:rPr>
-        <w:t>Quadro 0 – Limite, moeda e prêmio</w:t>
+        <w:t>Quadro 1 – Limite, moeda e prêmio</w:t>
       </w:r>
     </w:p>
     <w:tbl>
@@ -816,7 +816,7 @@
           <w:b/>
           <w:color w:val="3B4A5A"/>
         </w:rPr>
-        <w:t>Quadro 1 – Limite Máximo de Garantia, coberturas e sublimites</w:t>
+        <w:t>Quadro 2 – Limite Máximo de Garantia, coberturas e sublimites</w:t>
       </w:r>
     </w:p>
     <w:tbl>
@@ -3360,7 +3360,7 @@
           <w:b/>
           <w:color w:val="3B4A5A"/>
         </w:rPr>
-        <w:t>Quadro 2 – Franquias, retenção e participação obrigatória</w:t>
+        <w:t>Quadro 3 – Franquias, retenção e participação obrigatória</w:t>
       </w:r>
     </w:p>
     <w:tbl>
@@ -3589,7 +3589,7 @@
           <w:b/>
           <w:color w:val="3B4A5A"/>
         </w:rPr>
-        <w:t>Quadro 3 – Segurados</w:t>
+        <w:t>Quadro 4 – Segurados</w:t>
       </w:r>
     </w:p>
     <w:tbl>
@@ -3818,7 +3818,7 @@
           <w:b/>
           <w:color w:val="3B4A5A"/>
         </w:rPr>
-        <w:t>Quadro 4 – Subsidiárias cobertas</w:t>
+        <w:t>Quadro 5 – Subsidiárias cobertas</w:t>
       </w:r>
     </w:p>
     <w:tbl>
@@ -4010,7 +4010,7 @@
           <w:b/>
           <w:color w:val="3B4A5A"/>
         </w:rPr>
-        <w:t>Quadro 5 – Retroatividade, prazos, território e notificação</w:t>
+        <w:t>Quadro 6 – Retroatividade, prazos, território e notificação</w:t>
       </w:r>
     </w:p>
     <w:tbl>
@@ -4395,7 +4395,7 @@
         <w:jc w:val="both"/>
       </w:pPr>
       <w:r>
-        <w:t>Condições Gerais do Seguro de Responsabilidade Civil de Administradores e Diretores (D&amp;O), Processo SUSEP nº 15414.900057/2018-92 (fictício).</w:t>
+        <w:t>Condições Gerais do Seguro de Responsabilidade Civil de Administradores e Diretores (D&amp;O), Processo SUSEP nº 15414.900057/2018-92.</w:t>
       </w:r>
     </w:p>
     <w:p>
@@ -4501,7 +4501,7 @@
         <w:t xml:space="preserve">2.3  </w:t>
       </w:r>
       <w:r>
-        <w:t>“Subsidiária”: sociedade em que o Tomador detenha, direta ou indiretamente, mais de 50% (cinquenta por cento) do capital votante, ou o poder de eleger a maioria dos administradores, indicada no Quadro 4 ou incluída por endosso.</w:t>
+        <w:t>“Subsidiária”: sociedade em que o Tomador detenha, direta ou indiretamente, mais de 50% (cinquenta por cento) do capital votante, ou o poder de eleger a maioria dos administradores, indicada no Quadro 5 ou incluída por endosso.</w:t>
       </w:r>
     </w:p>
     <w:p>
@@ -4516,7 +4516,7 @@
         <w:t xml:space="preserve">2.4  </w:t>
       </w:r>
       <w:r>
-        <w:t>“Segurado”: as pessoas físicas indicadas no Quadro 3, presentes, passadas ou futuras, que exerçam ou tenham exercido cargo de administração, em conselho, comitê estatutário ou função de gestão com poderes de representação no Tomador ou em Subsidiária, inclusive, quando previsto, o espólio e os herdeiros.</w:t>
+        <w:t>“Segurado”: as pessoas físicas indicadas no Quadro 4, presentes, passadas ou futuras, que exerçam ou tenham exercido cargo de administração, em conselho, comitê estatutário ou função de gestão com poderes de representação no Tomador ou em Subsidiária, inclusive, quando previsto, o espólio e os herdeiros.</w:t>
       </w:r>
     </w:p>
     <w:p>
@@ -4651,7 +4651,7 @@
         <w:t xml:space="preserve">2.13  </w:t>
       </w:r>
       <w:r>
-        <w:t>“Franquia”: parcela das Perdas que fica a cargo do Tomador ou do Segurado, deduzida de cada Reclamação, conforme o Quadro 2.</w:t>
+        <w:t>“Franquia”: parcela das Perdas que fica a cargo do Tomador ou do Segurado, deduzida de cada Reclamação, conforme o Quadro 3.</w:t>
       </w:r>
     </w:p>
     <w:p>
@@ -4726,7 +4726,7 @@
         <w:t xml:space="preserve">2.18  </w:t>
       </w:r>
       <w:r>
-        <w:t>“Prazo Suplementar”: extensão contratável do período de apresentação de Reclamações após o fim da vigência, nas condições do Quadro 5.</w:t>
+        <w:t>“Prazo Suplementar”: extensão contratável do período de apresentação de Reclamações após o fim da vigência, nas condições do Quadro 6.</w:t>
       </w:r>
     </w:p>
     <w:p>
@@ -4764,7 +4764,7 @@
         <w:t xml:space="preserve">3.2  </w:t>
       </w:r>
       <w:r>
-        <w:t>Cobertura B – Reembolso ao Tomador (Side B). A Seguradora reembolsará ao Tomador as Perdas que este, na forma da lei ou de seu estatuto, tenha pago ou adiantado em nome do Segurado em razão de Reclamação coberta (Side B), aplicada a franquia do Quadro 2.</w:t>
+        <w:t>Cobertura B – Reembolso ao Tomador (Side B). A Seguradora reembolsará ao Tomador as Perdas que este, na forma da lei ou de seu estatuto, tenha pago ou adiantado em nome do Segurado em razão de Reclamação coberta (Side B), aplicada a franquia do Quadro 3.</w:t>
       </w:r>
     </w:p>
     <w:p>
@@ -4960,7 +4960,7 @@
         <w:t xml:space="preserve">5.1  </w:t>
       </w:r>
       <w:r>
-        <w:t>Sujeitas ao LMG, às Franquias e às exclusões destas Condições Gerais, estão contratadas as extensões abaixo, nos limites do Quadro 1. Sublimites integram o LMG e não são adicionais a ele.</w:t>
+        <w:t>Sujeitas ao LMG, às Franquias e às exclusões destas Condições Gerais, estão contratadas as extensões abaixo, nos limites do Quadro 2. Sublimites integram o LMG e não são adicionais a ele.</w:t>
       </w:r>
     </w:p>
     <w:p>
@@ -5065,7 +5065,7 @@
         <w:t xml:space="preserve">5.8  </w:t>
       </w:r>
       <w:r>
-        <w:t>Responsabilidade Tributária e Previdenciária. Estão cobertas as Reclamações que atribuam ao Segurado responsabilidade pessoal por tributos e contribuições não recolhidos pelo Tomador (arts. 135 do Código Tributário Nacional e 50 do Código Civil), limitada ao sublimite de R$ 5.000.000,00, que integra e não se soma ao LMG. O tributo em si, seus acréscimos e a multa fiscal ficam excluídos, salvo se expressamente indicados no Quadro 1.</w:t>
+        <w:t>Responsabilidade Tributária e Previdenciária. Estão cobertas as Reclamações que atribuam ao Segurado responsabilidade pessoal por tributos e contribuições não recolhidos pelo Tomador (arts. 135 do Código Tributário Nacional e 50 do Código Civil), limitada ao sublimite de R$ 5.000.000,00, que integra e não se soma ao LMG. O tributo em si, seus acréscimos e a multa fiscal ficam excluídos, salvo se expressamente indicados no Quadro 2.</w:t>
       </w:r>
     </w:p>
     <w:p>
@@ -5307,7 +5307,7 @@
         <w:t xml:space="preserve">6.2  </w:t>
       </w:r>
       <w:r>
-        <w:t>Sublimites, quando indicados no Quadro 1, são agregados por vigência, integram o LMG e não se somam a ele. O pagamento de um sublimite erode o LMG.</w:t>
+        <w:t>Sublimites, quando indicados no Quadro 2, são agregados por vigência, integram o LMG e não se somam a ele. O pagamento de um sublimite erode o LMG.</w:t>
       </w:r>
     </w:p>
     <w:p>
@@ -5322,7 +5322,7 @@
         <w:t xml:space="preserve">6.3  </w:t>
       </w:r>
       <w:r>
-        <w:t>A Franquia do Quadro 2 é deduzida de cada Reclamação. Quando mais de uma Franquia for aplicável a um mesmo Sinistro, prevalecerá a maior. Não se aplica Franquia aos Custos de Defesa da Cobertura A.</w:t>
+        <w:t>A Franquia do Quadro 3 é deduzida de cada Reclamação. Quando mais de uma Franquia for aplicável a um mesmo Sinistro, prevalecerá a maior. Não se aplica Franquia aos Custos de Defesa da Cobertura A.</w:t>
       </w:r>
     </w:p>
     <w:p>
@@ -5702,7 +5702,7 @@
         <w:t xml:space="preserve">10.3  </w:t>
       </w:r>
       <w:r>
-        <w:t>Práticas Trabalhistas Indevidas. Ficam excluídas as Reclamações decorrentes de relação de emprego, inclusive assédio, discriminação e dispensa, restando garantidos apenas os Custos de Defesa do Segurado, quando houver sublimite indicado no Quadro 1.</w:t>
+        <w:t>Práticas Trabalhistas Indevidas. Ficam excluídas as Reclamações decorrentes de relação de emprego, inclusive assédio, discriminação e dispensa, restando garantidos apenas os Custos de Defesa do Segurado, quando houver sublimite indicado no Quadro 2.</w:t>
       </w:r>
     </w:p>
     <w:p>
@@ -5717,7 +5717,7 @@
         <w:t xml:space="preserve">10.4  </w:t>
       </w:r>
       <w:r>
-        <w:t>Danos Corporais. Ficam excluídas Reclamações por lesão corporal, doença, sofrimento físico ou morte de qualquer pessoa, salvo Custos de Defesa se houver sublimite indicado no Quadro 1.</w:t>
+        <w:t>Danos Corporais. Ficam excluídas Reclamações por lesão corporal, doença, sofrimento físico ou morte de qualquer pessoa, salvo Custos de Defesa se houver sublimite indicado no Quadro 2.</w:t>
       </w:r>
     </w:p>
     <w:p>
@@ -5732,7 +5732,7 @@
         <w:t xml:space="preserve">10.5  </w:t>
       </w:r>
       <w:r>
-        <w:t>Danos Materiais. Ficam excluídas Reclamações por danos ou perda de bens tangíveis, inclusive sua privação de uso, salvo Custos de Defesa se houver sublimite indicado no Quadro 1.</w:t>
+        <w:t>Danos Materiais. Ficam excluídas Reclamações por danos ou perda de bens tangíveis, inclusive sua privação de uso, salvo Custos de Defesa se houver sublimite indicado no Quadro 2.</w:t>
       </w:r>
     </w:p>
     <w:p>
@@ -6318,6 +6318,15 @@
       </w:pPr>
       <w:r>
         <w:t>Local e data: Rio de Janeiro, 25/09/2026. Fênix Austral Seguros S.A. – Diretoria Técnica. Corretor: Horizonte Marsh Corretora de Seguros Ltda..</w:t>
+      </w:r>
+    </w:p>
+    <w:p>
+      <w:r>
+        <w:rPr>
+          <w:color w:val="3B4A5A"/>
+          <w:sz w:val="16"/>
+        </w:rPr>
+        <w:t>Nota final: esta apólice é fictícia e não tem valor contratual; foi criada apenas para testes do ClauseAI.</w:t>
       </w:r>
     </w:p>
     <w:sectPr>
@@ -6343,7 +6352,7 @@
       <w:rPr>
         <w:sz w:val="16"/>
       </w:rPr>
-      <w:t xml:space="preserve">Fênix Austral Seguros S.A. · Apólice nº FEN-0351-2026-000057 · Documento fictício · Página </w:t>
+      <w:t xml:space="preserve">Fênix Austral Seguros S.A. · Apólice nº FEN-0351-2026-000057 · Página </w:t>
     </w:r>
     <w:r>
       <w:rPr>
